--- a/force-app/main/default/documents/Loop__LOOP_Files/CACFAJBCA33ca456082fc4e53b2a7e06701677b2e.docx
+++ b/force-app/main/default/documents/Loop__LOOP_Files/CACFAJBCA33ca456082fc4e53b2a7e06701677b2e.docx
@@ -81,27 +81,7 @@
                 <w:sz w:val="20"/>
                 <w:szCs w:val="20"/>
               </w:rPr>
-              <w:t>&lt;&lt;</w:t>
-            </w:r>
-            <w:proofErr w:type="spellStart"/>
-            <w:r>
-              <w:rPr>
-                <w:b/>
-                <w:bCs/>
-                <w:sz w:val="20"/>
-                <w:szCs w:val="20"/>
-              </w:rPr>
-              <w:t>Invoiced_Party_Account_Name</w:t>
-            </w:r>
-            <w:proofErr w:type="spellEnd"/>
-            <w:r>
-              <w:rPr>
-                <w:b/>
-                <w:bCs/>
-                <w:sz w:val="20"/>
-                <w:szCs w:val="20"/>
-              </w:rPr>
-              <w:t>&gt;&gt;</w:t>
+              <w:t>&lt;&lt;Invoiced_Party_Account_Name&gt;&gt;</w:t>
             </w:r>
           </w:p>
         </w:tc>
@@ -137,15 +117,7 @@
               <w:ind w:left="155"/>
             </w:pPr>
             <w:r>
-              <w:t>&lt;&lt;</w:t>
-            </w:r>
-            <w:proofErr w:type="spellStart"/>
-            <w:r>
-              <w:t>Credit_Memo_Name</w:t>
-            </w:r>
-            <w:proofErr w:type="spellEnd"/>
-            <w:r>
-              <w:t>&gt;&gt;</w:t>
+              <w:t>&lt;&lt;Credit_Memo_Name&gt;&gt;</w:t>
             </w:r>
           </w:p>
         </w:tc>
@@ -162,15 +134,7 @@
               <w:ind w:left="-107"/>
             </w:pPr>
             <w:r>
-              <w:t>&lt;&lt;</w:t>
-            </w:r>
-            <w:proofErr w:type="spellStart"/>
-            <w:r>
-              <w:t>Invoiced_Party_Account_BillingStreet</w:t>
-            </w:r>
-            <w:proofErr w:type="spellEnd"/>
-            <w:r>
-              <w:t>&gt;&gt;</w:t>
+              <w:t>&lt;&lt;Invoiced_Party_Account_BillingStreet&gt;&gt;</w:t>
             </w:r>
           </w:p>
           <w:p>
@@ -179,29 +143,13 @@
               <w:ind w:left="-107"/>
             </w:pPr>
             <w:r>
-              <w:t>&lt;&lt;</w:t>
-            </w:r>
-            <w:proofErr w:type="spellStart"/>
-            <w:r>
-              <w:t>Invoiced_Party_Account_BillingCity</w:t>
-            </w:r>
-            <w:proofErr w:type="spellEnd"/>
-            <w:r>
-              <w:t>&gt;&gt;</w:t>
+              <w:t>&lt;&lt;Invoiced_Party_Account_BillingCity&gt;&gt;</w:t>
             </w:r>
             <w:r>
               <w:t xml:space="preserve">, </w:t>
             </w:r>
             <w:r>
-              <w:t>&lt;&lt;</w:t>
-            </w:r>
-            <w:proofErr w:type="spellStart"/>
-            <w:r>
-              <w:t>Invoiced_Party_Account_BillingState</w:t>
-            </w:r>
-            <w:proofErr w:type="spellEnd"/>
-            <w:r>
-              <w:t>&gt;</w:t>
+              <w:t>&lt;&lt;Invoiced_Party_Account_BillingState&gt;</w:t>
             </w:r>
             <w:r>
               <w:t xml:space="preserve">&gt; </w:t>
@@ -234,15 +182,7 @@
               <w:ind w:left="-107"/>
             </w:pPr>
             <w:r>
-              <w:t>&lt;&lt;</w:t>
-            </w:r>
-            <w:proofErr w:type="spellStart"/>
-            <w:r>
-              <w:t>Invoiced_Party_Account_BillingCountry</w:t>
-            </w:r>
-            <w:proofErr w:type="spellEnd"/>
-            <w:r>
-              <w:t>&gt;&gt;</w:t>
+              <w:t>&lt;&lt;Invoiced_Party_Account_BillingCountry&gt;&gt;</w:t>
             </w:r>
           </w:p>
         </w:tc>
@@ -278,16 +218,11 @@
               <w:ind w:left="155"/>
             </w:pPr>
             <w:r>
-              <w:t>&lt;&lt;</w:t>
-            </w:r>
-            <w:proofErr w:type="spellStart"/>
-            <w:r>
-              <w:t>Credit_Memo_Credit_Memo_Date</w:t>
+              <w:t>&lt;&lt;Credit_Memo_Credit_Memo_Date</w:t>
             </w:r>
             <w:r>
               <w:t>__h</w:t>
             </w:r>
-            <w:proofErr w:type="spellEnd"/>
             <w:r>
               <w:t>&gt;&gt;</w:t>
             </w:r>
@@ -343,15 +278,7 @@
               <w:ind w:left="155"/>
             </w:pPr>
             <w:r>
-              <w:t>&lt;&lt;</w:t>
-            </w:r>
-            <w:proofErr w:type="spellStart"/>
-            <w:r>
-              <w:t>Asset_Name</w:t>
-            </w:r>
-            <w:proofErr w:type="spellEnd"/>
-            <w:r>
-              <w:t>&gt;&gt;</w:t>
+              <w:t>&lt;&lt;Asset_Name&gt;&gt;</w:t>
             </w:r>
           </w:p>
         </w:tc>
@@ -563,23 +490,21 @@
                 <w:b/>
                 <w:sz w:val="18"/>
               </w:rPr>
-              <w:t>&lt;&lt;</w:t>
-            </w:r>
-            <w:proofErr w:type="spellStart"/>
+              <w:t>&lt;&lt;Lease_Lease_Signed_Date__h&gt;&gt;</w:t>
+            </w:r>
             <w:r>
               <w:rPr>
                 <w:b/>
                 <w:sz w:val="18"/>
               </w:rPr>
-              <w:t>Lease_Lease_Signed_Date__h</w:t>
-            </w:r>
-            <w:proofErr w:type="spellEnd"/>
+              <w:t xml:space="preserve"> </w:t>
+            </w:r>
             <w:r>
               <w:rPr>
                 <w:b/>
                 <w:sz w:val="18"/>
               </w:rPr>
-              <w:t>&gt;&gt;</w:t>
+              <w:t>in respect of one</w:t>
             </w:r>
             <w:r>
               <w:rPr>
@@ -593,7 +518,7 @@
                 <w:b/>
                 <w:sz w:val="18"/>
               </w:rPr>
-              <w:t>in respect of one</w:t>
+              <w:t>&lt;&lt;Asset_Asset_Manufacturer&gt;&gt;</w:t>
             </w:r>
             <w:r>
               <w:rPr>
@@ -607,83 +532,21 @@
                 <w:b/>
                 <w:sz w:val="18"/>
               </w:rPr>
-              <w:t>&lt;&lt;</w:t>
-            </w:r>
-            <w:proofErr w:type="spellStart"/>
+              <w:t>&lt;&lt;Asset_Asset_Variant_GP&gt;&gt;</w:t>
+            </w:r>
             <w:r>
               <w:rPr>
                 <w:b/>
                 <w:sz w:val="18"/>
               </w:rPr>
-              <w:t>Asset_Asset_Manufacturer</w:t>
-            </w:r>
-            <w:proofErr w:type="spellEnd"/>
+              <w:t xml:space="preserve"> aircraft with MSN </w:t>
+            </w:r>
             <w:r>
               <w:rPr>
                 <w:b/>
                 <w:sz w:val="18"/>
               </w:rPr>
-              <w:t>&gt;&gt;</w:t>
-            </w:r>
-            <w:r>
-              <w:rPr>
-                <w:b/>
-                <w:sz w:val="18"/>
-              </w:rPr>
-              <w:t xml:space="preserve"> </w:t>
-            </w:r>
-            <w:r>
-              <w:rPr>
-                <w:b/>
-                <w:sz w:val="18"/>
-              </w:rPr>
-              <w:t>&lt;&lt;</w:t>
-            </w:r>
-            <w:proofErr w:type="spellStart"/>
-            <w:r>
-              <w:rPr>
-                <w:b/>
-                <w:sz w:val="18"/>
-              </w:rPr>
-              <w:t>Asset_Asset_Variant_GP</w:t>
-            </w:r>
-            <w:proofErr w:type="spellEnd"/>
-            <w:r>
-              <w:rPr>
-                <w:b/>
-                <w:sz w:val="18"/>
-              </w:rPr>
-              <w:t>&gt;&gt;</w:t>
-            </w:r>
-            <w:r>
-              <w:rPr>
-                <w:b/>
-                <w:sz w:val="18"/>
-              </w:rPr>
-              <w:t xml:space="preserve"> aircraft with MSN </w:t>
-            </w:r>
-            <w:r>
-              <w:rPr>
-                <w:b/>
-                <w:sz w:val="18"/>
-              </w:rPr>
-              <w:t>&lt;&lt;</w:t>
-            </w:r>
-            <w:proofErr w:type="spellStart"/>
-            <w:r>
-              <w:rPr>
-                <w:b/>
-                <w:sz w:val="18"/>
-              </w:rPr>
-              <w:t>Asset_MSN_Number</w:t>
-            </w:r>
-            <w:proofErr w:type="spellEnd"/>
-            <w:r>
-              <w:rPr>
-                <w:b/>
-                <w:sz w:val="18"/>
-              </w:rPr>
-              <w:t>&gt;&gt;</w:t>
+              <w:t>&lt;&lt;Asset_MSN_Number&gt;&gt;</w:t>
             </w:r>
           </w:p>
         </w:tc>
@@ -730,25 +593,7 @@
                 <w:position w:val="1"/>
                 <w:sz w:val="16"/>
               </w:rPr>
-              <w:t>&lt;&lt;</w:t>
-            </w:r>
-            <w:proofErr w:type="spellStart"/>
-            <w:r>
-              <w:rPr>
-                <w:w w:val="105"/>
-                <w:position w:val="1"/>
-                <w:sz w:val="16"/>
-              </w:rPr>
-              <w:t>Credit_Memo_Memo</w:t>
-            </w:r>
-            <w:proofErr w:type="spellEnd"/>
-            <w:r>
-              <w:rPr>
-                <w:w w:val="105"/>
-                <w:position w:val="1"/>
-                <w:sz w:val="16"/>
-              </w:rPr>
-              <w:t>&gt;&gt;</w:t>
+              <w:t>&lt;&lt;Credit_Memo_Memo&gt;&gt;</w:t>
             </w:r>
             <w:r>
               <w:rPr>
@@ -880,7 +725,7 @@
               <w:rPr>
                 <w:sz w:val="16"/>
               </w:rPr>
-              <w:t>&lt;&lt;Credit_Memo_Amount__000&gt;&gt;</w:t>
+              <w:t>&lt;&lt;Credit_Memo_Credit_Memo_Amount_New__000&gt;&gt;</w:t>
             </w:r>
           </w:p>
         </w:tc>
@@ -908,8 +753,8 @@
         <w:tblLook w:val="04A0" w:firstRow="1" w:lastRow="0" w:firstColumn="1" w:lastColumn="0" w:noHBand="0" w:noVBand="1"/>
       </w:tblPr>
       <w:tblGrid>
-        <w:gridCol w:w="6492"/>
-        <w:gridCol w:w="4111"/>
+        <w:gridCol w:w="5553"/>
+        <w:gridCol w:w="5100"/>
       </w:tblGrid>
       <w:tr>
         <w:trPr>
@@ -962,7 +807,15 @@
                 <w:spacing w:val="-2"/>
                 <w:sz w:val="16"/>
               </w:rPr>
-              <w:t>&lt;&lt;Credit_Memo_Amount__000&gt;&gt;</w:t>
+              <w:t>&lt;&lt;Credit_Memo_Credit_Memo_Amount_New__000&gt;</w:t>
+            </w:r>
+            <w:r>
+              <w:rPr>
+                <w:b/>
+                <w:spacing w:val="-2"/>
+                <w:sz w:val="16"/>
+              </w:rPr>
+              <w:t>&gt;</w:t>
             </w:r>
           </w:p>
         </w:tc>
@@ -1268,25 +1121,7 @@
                               <w:sz w:val="20"/>
                               <w:szCs w:val="22"/>
                             </w:rPr>
-                            <w:t>&lt;&lt;</w:t>
-                          </w:r>
-                          <w:proofErr w:type="spellStart"/>
-                          <w:r>
-                            <w:rPr>
-                              <w:b/>
-                              <w:sz w:val="20"/>
-                              <w:szCs w:val="22"/>
-                            </w:rPr>
-                            <w:t>Invoicing_Party_Account_Name</w:t>
-                          </w:r>
-                          <w:proofErr w:type="spellEnd"/>
-                          <w:r>
-                            <w:rPr>
-                              <w:b/>
-                              <w:sz w:val="20"/>
-                              <w:szCs w:val="22"/>
-                            </w:rPr>
-                            <w:t>&gt;&gt;</w:t>
+                            <w:t>&lt;&lt;Invoicing_Party_Account_Name&gt;&gt;</w:t>
                           </w:r>
                         </w:p>
                         <w:p>
@@ -1295,15 +1130,7 @@
                             <w:ind w:left="20"/>
                           </w:pPr>
                           <w:r>
-                            <w:t>&lt;&lt;</w:t>
-                          </w:r>
-                          <w:proofErr w:type="spellStart"/>
-                          <w:r>
-                            <w:t>Invoicing_Party_Account_BillingStreet</w:t>
-                          </w:r>
-                          <w:proofErr w:type="spellEnd"/>
-                          <w:r>
-                            <w:t>&gt;&gt;</w:t>
+                            <w:t>&lt;&lt;Invoicing_Party_Account_BillingStreet&gt;&gt;</w:t>
                           </w:r>
                         </w:p>
                         <w:p>
@@ -1312,29 +1139,13 @@
                             <w:ind w:left="20"/>
                           </w:pPr>
                           <w:r>
-                            <w:t>&lt;&lt;</w:t>
-                          </w:r>
-                          <w:proofErr w:type="spellStart"/>
-                          <w:r>
-                            <w:t>Invoicing_Party_Account_BillingCity</w:t>
-                          </w:r>
-                          <w:proofErr w:type="spellEnd"/>
-                          <w:r>
-                            <w:t>&gt;&gt;</w:t>
+                            <w:t>&lt;&lt;Invoicing_Party_Account_BillingCity&gt;&gt;</w:t>
                           </w:r>
                           <w:r>
                             <w:t xml:space="preserve">, </w:t>
                           </w:r>
                           <w:r>
-                            <w:t>&lt;&lt;</w:t>
-                          </w:r>
-                          <w:proofErr w:type="spellStart"/>
-                          <w:r>
-                            <w:t>Invoicing_Party_Account_BillingState</w:t>
-                          </w:r>
-                          <w:proofErr w:type="spellEnd"/>
-                          <w:r>
-                            <w:t>&gt;&gt;</w:t>
+                            <w:t>&lt;&lt;Invoicing_Party_Account_BillingState&gt;&gt;</w:t>
                           </w:r>
                           <w:r>
                             <w:t xml:space="preserve"> </w:t>
@@ -1364,15 +1175,7 @@
                             <w:ind w:left="20"/>
                           </w:pPr>
                           <w:r>
-                            <w:t>&lt;&lt;</w:t>
-                          </w:r>
-                          <w:proofErr w:type="spellStart"/>
-                          <w:r>
-                            <w:t>Invoicing_Party_Account_BillingCountry</w:t>
-                          </w:r>
-                          <w:proofErr w:type="spellEnd"/>
-                          <w:r>
-                            <w:t>&gt;&gt;</w:t>
+                            <w:t>&lt;&lt;Invoicing_Party_Account_BillingCountry&gt;&gt;</w:t>
                           </w:r>
                           <w:r>
                             <w:br/>
@@ -1449,25 +1252,7 @@
                         <w:sz w:val="20"/>
                         <w:szCs w:val="22"/>
                       </w:rPr>
-                      <w:t>&lt;&lt;</w:t>
-                    </w:r>
-                    <w:proofErr w:type="spellStart"/>
-                    <w:r>
-                      <w:rPr>
-                        <w:b/>
-                        <w:sz w:val="20"/>
-                        <w:szCs w:val="22"/>
-                      </w:rPr>
-                      <w:t>Invoicing_Party_Account_Name</w:t>
-                    </w:r>
-                    <w:proofErr w:type="spellEnd"/>
-                    <w:r>
-                      <w:rPr>
-                        <w:b/>
-                        <w:sz w:val="20"/>
-                        <w:szCs w:val="22"/>
-                      </w:rPr>
-                      <w:t>&gt;&gt;</w:t>
+                      <w:t>&lt;&lt;Invoicing_Party_Account_Name&gt;&gt;</w:t>
                     </w:r>
                   </w:p>
                   <w:p>
@@ -1476,15 +1261,7 @@
                       <w:ind w:left="20"/>
                     </w:pPr>
                     <w:r>
-                      <w:t>&lt;&lt;</w:t>
-                    </w:r>
-                    <w:proofErr w:type="spellStart"/>
-                    <w:r>
-                      <w:t>Invoicing_Party_Account_BillingStreet</w:t>
-                    </w:r>
-                    <w:proofErr w:type="spellEnd"/>
-                    <w:r>
-                      <w:t>&gt;&gt;</w:t>
+                      <w:t>&lt;&lt;Invoicing_Party_Account_BillingStreet&gt;&gt;</w:t>
                     </w:r>
                   </w:p>
                   <w:p>
@@ -1493,29 +1270,13 @@
                       <w:ind w:left="20"/>
                     </w:pPr>
                     <w:r>
-                      <w:t>&lt;&lt;</w:t>
-                    </w:r>
-                    <w:proofErr w:type="spellStart"/>
-                    <w:r>
-                      <w:t>Invoicing_Party_Account_BillingCity</w:t>
-                    </w:r>
-                    <w:proofErr w:type="spellEnd"/>
-                    <w:r>
-                      <w:t>&gt;&gt;</w:t>
+                      <w:t>&lt;&lt;Invoicing_Party_Account_BillingCity&gt;&gt;</w:t>
                     </w:r>
                     <w:r>
                       <w:t xml:space="preserve">, </w:t>
                     </w:r>
                     <w:r>
-                      <w:t>&lt;&lt;</w:t>
-                    </w:r>
-                    <w:proofErr w:type="spellStart"/>
-                    <w:r>
-                      <w:t>Invoicing_Party_Account_BillingState</w:t>
-                    </w:r>
-                    <w:proofErr w:type="spellEnd"/>
-                    <w:r>
-                      <w:t>&gt;&gt;</w:t>
+                      <w:t>&lt;&lt;Invoicing_Party_Account_BillingState&gt;&gt;</w:t>
                     </w:r>
                     <w:r>
                       <w:t xml:space="preserve"> </w:t>
@@ -1545,15 +1306,7 @@
                       <w:ind w:left="20"/>
                     </w:pPr>
                     <w:r>
-                      <w:t>&lt;&lt;</w:t>
-                    </w:r>
-                    <w:proofErr w:type="spellStart"/>
-                    <w:r>
-                      <w:t>Invoicing_Party_Account_BillingCountry</w:t>
-                    </w:r>
-                    <w:proofErr w:type="spellEnd"/>
-                    <w:r>
-                      <w:t>&gt;&gt;</w:t>
+                      <w:t>&lt;&lt;Invoicing_Party_Account_BillingCountry&gt;&gt;</w:t>
                     </w:r>
                     <w:r>
                       <w:br/>
